--- a/学号_姓名_实验四--后端实现_完成版.docx
+++ b/学号_姓名_实验四--后端实现_完成版.docx
@@ -1186,13 +1186,150 @@
           <w:p/>
           <w:p>
             <w:pPr>
+              <w:spacing w:after="40" w:line="276" w:lineRule="auto"/>
+            </w:pPr>
+            <w:r>
+              <w:rPr>
+                <w:rFonts w:ascii="宋体" w:hAnsi="宋体" w:eastAsia="宋体"/>
+                <w:b w:val="0"/>
+                <w:sz w:val="19"/>
+              </w:rPr>
+              <w:t>核心代码（一）用户服务：注册使用 BCrypt 加密存储，登录校验通过后由 JwtService 签发含 uid/role 声明的 JWT 令牌：</w:t>
+            </w:r>
+          </w:p>
+          <w:p>
+            <w:pPr>
+              <w:keepNext/>
+              <w:jc w:val="center"/>
+            </w:pPr>
+            <w:r>
+              <w:drawing>
+                <wp:inline xmlns:a="http://schemas.openxmlformats.org/drawingml/2006/main" xmlns:pic="http://schemas.openxmlformats.org/drawingml/2006/picture">
+                  <wp:extent cx="5394960" cy="2789231"/>
+                  <wp:docPr id="1" name="Picture 1"/>
+                  <wp:cNvGraphicFramePr>
+                    <a:graphicFrameLocks noChangeAspect="1"/>
+                  </wp:cNvGraphicFramePr>
+                  <a:graphic>
+                    <a:graphicData uri="http://schemas.openxmlformats.org/drawingml/2006/picture">
+                      <pic:pic>
+                        <pic:nvPicPr>
+                          <pic:cNvPr id="0" name="c1_user_register_login.png"/>
+                          <pic:cNvPicPr/>
+                        </pic:nvPicPr>
+                        <pic:blipFill>
+                          <a:blip r:embed="rId10"/>
+                          <a:stretch>
+                            <a:fillRect/>
+                          </a:stretch>
+                        </pic:blipFill>
+                        <pic:spPr>
+                          <a:xfrm>
+                            <a:off x="0" y="0"/>
+                            <a:ext cx="5394960" cy="2789231"/>
+                          </a:xfrm>
+                          <a:prstGeom prst="rect"/>
+                        </pic:spPr>
+                      </pic:pic>
+                    </a:graphicData>
+                  </a:graphic>
+                </wp:inline>
+              </w:drawing>
+            </w:r>
+          </w:p>
+          <w:p>
+            <w:pPr>
+              <w:spacing w:after="80"/>
+              <w:jc w:val="center"/>
+            </w:pPr>
+            <w:r>
+              <w:rPr>
+                <w:rFonts w:ascii="宋体" w:hAnsi="宋体" w:eastAsia="宋体"/>
+                <w:b w:val="0"/>
+                <w:color w:val="666666"/>
+                <w:sz w:val="17"/>
+              </w:rPr>
+              <w:t>图1 用户服务核心代码（注册/登录）</w:t>
+            </w:r>
+          </w:p>
+          <w:p>
+            <w:pPr>
+              <w:spacing w:after="40" w:line="276" w:lineRule="auto"/>
+            </w:pPr>
+            <w:r>
+              <w:rPr>
+                <w:rFonts w:ascii="宋体" w:hAnsi="宋体" w:eastAsia="宋体"/>
+                <w:b w:val="0"/>
+                <w:sz w:val="19"/>
+              </w:rPr>
+              <w:t>核心代码（二）统一鉴权过滤器：白名单放行登录注册，其余接口校验 Bearer 令牌并集中执行 admin 角色控制：</w:t>
+            </w:r>
+          </w:p>
+          <w:p>
+            <w:pPr>
+              <w:keepNext/>
+              <w:jc w:val="center"/>
+            </w:pPr>
+            <w:r>
+              <w:drawing>
+                <wp:inline xmlns:a="http://schemas.openxmlformats.org/drawingml/2006/main" xmlns:pic="http://schemas.openxmlformats.org/drawingml/2006/picture">
+                  <wp:extent cx="5394960" cy="4260917"/>
+                  <wp:docPr id="2" name="Picture 2"/>
+                  <wp:cNvGraphicFramePr>
+                    <a:graphicFrameLocks noChangeAspect="1"/>
+                  </wp:cNvGraphicFramePr>
+                  <a:graphic>
+                    <a:graphicData uri="http://schemas.openxmlformats.org/drawingml/2006/picture">
+                      <pic:pic>
+                        <pic:nvPicPr>
+                          <pic:cNvPr id="0" name="c2_jwt_filter.png"/>
+                          <pic:cNvPicPr/>
+                        </pic:nvPicPr>
+                        <pic:blipFill>
+                          <a:blip r:embed="rId11"/>
+                          <a:stretch>
+                            <a:fillRect/>
+                          </a:stretch>
+                        </pic:blipFill>
+                        <pic:spPr>
+                          <a:xfrm>
+                            <a:off x="0" y="0"/>
+                            <a:ext cx="5394960" cy="4260917"/>
+                          </a:xfrm>
+                          <a:prstGeom prst="rect"/>
+                        </pic:spPr>
+                      </pic:pic>
+                    </a:graphicData>
+                  </a:graphic>
+                </wp:inline>
+              </w:drawing>
+            </w:r>
+          </w:p>
+          <w:p>
+            <w:pPr>
+              <w:spacing w:after="80"/>
+              <w:jc w:val="center"/>
+            </w:pPr>
+            <w:r>
+              <w:rPr>
+                <w:rFonts w:ascii="宋体" w:hAnsi="宋体" w:eastAsia="宋体"/>
+                <w:b w:val="0"/>
+                <w:color w:val="666666"/>
+                <w:sz w:val="17"/>
+              </w:rPr>
+              <w:t>图2 JWT 统一鉴权过滤器核心代码</w:t>
+            </w:r>
+          </w:p>
+          <w:p>
+            <w:pPr>
+              <w:keepNext/>
               <w:jc w:val="center"/>
             </w:pPr>
             <w:r>
               <w:drawing>
                 <wp:inline xmlns:a="http://schemas.openxmlformats.org/drawingml/2006/main" xmlns:pic="http://schemas.openxmlformats.org/drawingml/2006/picture">
                   <wp:extent cx="4206240" cy="2919131"/>
-                  <wp:docPr id="1" name="Picture 1"/>
+                  <wp:docPr id="3" name="Picture 3"/>
                   <wp:cNvGraphicFramePr>
                     <a:graphicFrameLocks noChangeAspect="1"/>
                   </wp:cNvGraphicFramePr>
@@ -1204,7 +1341,7 @@
                           <pic:cNvPicPr/>
                         </pic:nvPicPr>
                         <pic:blipFill>
-                          <a:blip r:embed="rId10"/>
+                          <a:blip r:embed="rId12"/>
                           <a:stretch>
                             <a:fillRect/>
                           </a:stretch>
@@ -1225,6 +1362,7 @@
           </w:p>
           <w:p>
             <w:pPr>
+              <w:spacing w:after="80"/>
               <w:jc w:val="center"/>
             </w:pPr>
             <w:r>
@@ -1234,18 +1372,265 @@
                 <w:color w:val="666666"/>
                 <w:sz w:val="17"/>
               </w:rPr>
-              <w:t>图1 backend-java 三层分包源码结构</w:t>
-            </w:r>
-          </w:p>
-          <w:p>
-            <w:pPr>
+              <w:t>图3 backend-java 三层分包源码结构</w:t>
+            </w:r>
+          </w:p>
+          <w:p>
+            <w:pPr>
+              <w:spacing w:after="40" w:line="276" w:lineRule="auto"/>
+            </w:pPr>
+            <w:r>
+              <w:rPr>
+                <w:rFonts w:ascii="宋体" w:hAnsi="宋体" w:eastAsia="宋体"/>
+                <w:b w:val="0"/>
+                <w:sz w:val="19"/>
+              </w:rPr>
+              <w:t>核心代码（三）训练任务链：创建任务后经 ProcessBuilder 异步调用算法域真实训练脚本，完成后提取真实指标：</w:t>
+            </w:r>
+          </w:p>
+          <w:p>
+            <w:pPr>
+              <w:keepNext/>
+              <w:jc w:val="center"/>
+            </w:pPr>
+            <w:r>
+              <w:drawing>
+                <wp:inline xmlns:a="http://schemas.openxmlformats.org/drawingml/2006/main" xmlns:pic="http://schemas.openxmlformats.org/drawingml/2006/picture">
+                  <wp:extent cx="5394960" cy="5435330"/>
+                  <wp:docPr id="4" name="Picture 4"/>
+                  <wp:cNvGraphicFramePr>
+                    <a:graphicFrameLocks noChangeAspect="1"/>
+                  </wp:cNvGraphicFramePr>
+                  <a:graphic>
+                    <a:graphicData uri="http://schemas.openxmlformats.org/drawingml/2006/picture">
+                      <pic:pic>
+                        <pic:nvPicPr>
+                          <pic:cNvPr id="0" name="c3_train_async.png"/>
+                          <pic:cNvPicPr/>
+                        </pic:nvPicPr>
+                        <pic:blipFill>
+                          <a:blip r:embed="rId13"/>
+                          <a:stretch>
+                            <a:fillRect/>
+                          </a:stretch>
+                        </pic:blipFill>
+                        <pic:spPr>
+                          <a:xfrm>
+                            <a:off x="0" y="0"/>
+                            <a:ext cx="5394960" cy="5435330"/>
+                          </a:xfrm>
+                          <a:prstGeom prst="rect"/>
+                        </pic:spPr>
+                      </pic:pic>
+                    </a:graphicData>
+                  </a:graphic>
+                </wp:inline>
+              </w:drawing>
+            </w:r>
+          </w:p>
+          <w:p>
+            <w:pPr>
+              <w:spacing w:after="80"/>
+              <w:jc w:val="center"/>
+            </w:pPr>
+            <w:r>
+              <w:rPr>
+                <w:rFonts w:ascii="宋体" w:hAnsi="宋体" w:eastAsia="宋体"/>
+                <w:b w:val="0"/>
+                <w:color w:val="666666"/>
+                <w:sz w:val="17"/>
+              </w:rPr>
+              <w:t>图4 模型在线训练异步任务核心代码</w:t>
+            </w:r>
+          </w:p>
+          <w:p>
+            <w:pPr>
+              <w:keepNext/>
+              <w:jc w:val="center"/>
+            </w:pPr>
+            <w:r>
+              <w:drawing>
+                <wp:inline xmlns:a="http://schemas.openxmlformats.org/drawingml/2006/main" xmlns:pic="http://schemas.openxmlformats.org/drawingml/2006/picture">
+                  <wp:extent cx="5303520" cy="1372826"/>
+                  <wp:docPr id="5" name="Picture 5"/>
+                  <wp:cNvGraphicFramePr>
+                    <a:graphicFrameLocks noChangeAspect="1"/>
+                  </wp:cNvGraphicFramePr>
+                  <a:graphic>
+                    <a:graphicData uri="http://schemas.openxmlformats.org/drawingml/2006/picture">
+                      <pic:pic>
+                        <pic:nvPicPr>
+                          <pic:cNvPr id="0" name="r4_train_log.png"/>
+                          <pic:cNvPicPr/>
+                        </pic:nvPicPr>
+                        <pic:blipFill>
+                          <a:blip r:embed="rId14"/>
+                          <a:stretch>
+                            <a:fillRect/>
+                          </a:stretch>
+                        </pic:blipFill>
+                        <pic:spPr>
+                          <a:xfrm>
+                            <a:off x="0" y="0"/>
+                            <a:ext cx="5303520" cy="1372826"/>
+                          </a:xfrm>
+                          <a:prstGeom prst="rect"/>
+                        </pic:spPr>
+                      </pic:pic>
+                    </a:graphicData>
+                  </a:graphic>
+                </wp:inline>
+              </w:drawing>
+            </w:r>
+          </w:p>
+          <w:p>
+            <w:pPr>
+              <w:spacing w:after="80"/>
+              <w:jc w:val="center"/>
+            </w:pPr>
+            <w:r>
+              <w:rPr>
+                <w:rFonts w:ascii="宋体" w:hAnsi="宋体" w:eastAsia="宋体"/>
+                <w:b w:val="0"/>
+                <w:color w:val="666666"/>
+                <w:sz w:val="17"/>
+              </w:rPr>
+              <w:t>图5 在线训练任务真实日志尾部</w:t>
+            </w:r>
+          </w:p>
+          <w:p>
+            <w:pPr>
+              <w:spacing w:after="40" w:line="276" w:lineRule="auto"/>
+            </w:pPr>
+            <w:r>
+              <w:rPr>
+                <w:rFonts w:ascii="宋体" w:hAnsi="宋体" w:eastAsia="宋体"/>
+                <w:b w:val="0"/>
+                <w:sz w:val="19"/>
+              </w:rPr>
+              <w:t>核心代码（四）配置与全局异常：application.yml 数据源/端口/CORS/训练配置，以及统一错误响应：</w:t>
+            </w:r>
+          </w:p>
+          <w:p>
+            <w:pPr>
+              <w:keepNext/>
+              <w:jc w:val="center"/>
+            </w:pPr>
+            <w:r>
+              <w:drawing>
+                <wp:inline xmlns:a="http://schemas.openxmlformats.org/drawingml/2006/main" xmlns:pic="http://schemas.openxmlformats.org/drawingml/2006/picture">
+                  <wp:extent cx="5394960" cy="3376438"/>
+                  <wp:docPr id="6" name="Picture 6"/>
+                  <wp:cNvGraphicFramePr>
+                    <a:graphicFrameLocks noChangeAspect="1"/>
+                  </wp:cNvGraphicFramePr>
+                  <a:graphic>
+                    <a:graphicData uri="http://schemas.openxmlformats.org/drawingml/2006/picture">
+                      <pic:pic>
+                        <pic:nvPicPr>
+                          <pic:cNvPr id="0" name="c4_application_yml.png"/>
+                          <pic:cNvPicPr/>
+                        </pic:nvPicPr>
+                        <pic:blipFill>
+                          <a:blip r:embed="rId15"/>
+                          <a:stretch>
+                            <a:fillRect/>
+                          </a:stretch>
+                        </pic:blipFill>
+                        <pic:spPr>
+                          <a:xfrm>
+                            <a:off x="0" y="0"/>
+                            <a:ext cx="5394960" cy="3376438"/>
+                          </a:xfrm>
+                          <a:prstGeom prst="rect"/>
+                        </pic:spPr>
+                      </pic:pic>
+                    </a:graphicData>
+                  </a:graphic>
+                </wp:inline>
+              </w:drawing>
+            </w:r>
+          </w:p>
+          <w:p>
+            <w:pPr>
+              <w:spacing w:after="80"/>
+              <w:jc w:val="center"/>
+            </w:pPr>
+            <w:r>
+              <w:rPr>
+                <w:rFonts w:ascii="宋体" w:hAnsi="宋体" w:eastAsia="宋体"/>
+                <w:b w:val="0"/>
+                <w:color w:val="666666"/>
+                <w:sz w:val="17"/>
+              </w:rPr>
+              <w:t>图6 application.yml 核心配置</w:t>
+            </w:r>
+          </w:p>
+          <w:p>
+            <w:pPr>
+              <w:keepNext/>
+              <w:jc w:val="center"/>
+            </w:pPr>
+            <w:r>
+              <w:drawing>
+                <wp:inline xmlns:a="http://schemas.openxmlformats.org/drawingml/2006/main" xmlns:pic="http://schemas.openxmlformats.org/drawingml/2006/picture">
+                  <wp:extent cx="5394960" cy="3082834"/>
+                  <wp:docPr id="7" name="Picture 7"/>
+                  <wp:cNvGraphicFramePr>
+                    <a:graphicFrameLocks noChangeAspect="1"/>
+                  </wp:cNvGraphicFramePr>
+                  <a:graphic>
+                    <a:graphicData uri="http://schemas.openxmlformats.org/drawingml/2006/picture">
+                      <pic:pic>
+                        <pic:nvPicPr>
+                          <pic:cNvPr id="0" name="c5_exception_handler.png"/>
+                          <pic:cNvPicPr/>
+                        </pic:nvPicPr>
+                        <pic:blipFill>
+                          <a:blip r:embed="rId16"/>
+                          <a:stretch>
+                            <a:fillRect/>
+                          </a:stretch>
+                        </pic:blipFill>
+                        <pic:spPr>
+                          <a:xfrm>
+                            <a:off x="0" y="0"/>
+                            <a:ext cx="5394960" cy="3082834"/>
+                          </a:xfrm>
+                          <a:prstGeom prst="rect"/>
+                        </pic:spPr>
+                      </pic:pic>
+                    </a:graphicData>
+                  </a:graphic>
+                </wp:inline>
+              </w:drawing>
+            </w:r>
+          </w:p>
+          <w:p>
+            <w:pPr>
+              <w:spacing w:after="80"/>
+              <w:jc w:val="center"/>
+            </w:pPr>
+            <w:r>
+              <w:rPr>
+                <w:rFonts w:ascii="宋体" w:hAnsi="宋体" w:eastAsia="宋体"/>
+                <w:b w:val="0"/>
+                <w:color w:val="666666"/>
+                <w:sz w:val="17"/>
+              </w:rPr>
+              <w:t>图7 全局异常处理器（参数校验/业务/未知异常分类响应）</w:t>
+            </w:r>
+          </w:p>
+          <w:p>
+            <w:pPr>
+              <w:keepNext/>
               <w:jc w:val="center"/>
             </w:pPr>
             <w:r>
               <w:drawing>
                 <wp:inline xmlns:a="http://schemas.openxmlformats.org/drawingml/2006/main" xmlns:pic="http://schemas.openxmlformats.org/drawingml/2006/picture">
                   <wp:extent cx="5303520" cy="4826203"/>
-                  <wp:docPr id="2" name="Picture 2"/>
+                  <wp:docPr id="8" name="Picture 8"/>
                   <wp:cNvGraphicFramePr>
                     <a:graphicFrameLocks noChangeAspect="1"/>
                   </wp:cNvGraphicFramePr>
@@ -1257,7 +1642,7 @@
                           <pic:cNvPicPr/>
                         </pic:nvPicPr>
                         <pic:blipFill>
-                          <a:blip r:embed="rId11"/>
+                          <a:blip r:embed="rId17"/>
                           <a:stretch>
                             <a:fillRect/>
                           </a:stretch>
@@ -1278,6 +1663,7 @@
           </w:p>
           <w:p>
             <w:pPr>
+              <w:spacing w:after="80"/>
               <w:jc w:val="center"/>
             </w:pPr>
             <w:r>
@@ -1287,18 +1673,19 @@
                 <w:color w:val="666666"/>
                 <w:sz w:val="17"/>
               </w:rPr>
-              <w:t>图2 MySQL safety_admin 库表结构（真实 DESCRIBE 输出）</w:t>
-            </w:r>
-          </w:p>
-          <w:p>
-            <w:pPr>
+              <w:t>图8 MySQL safety_admin 库表结构（真实 DESCRIBE 输出）</w:t>
+            </w:r>
+          </w:p>
+          <w:p>
+            <w:pPr>
+              <w:keepNext/>
               <w:jc w:val="center"/>
             </w:pPr>
             <w:r>
               <w:drawing>
                 <wp:inline xmlns:a="http://schemas.openxmlformats.org/drawingml/2006/main" xmlns:pic="http://schemas.openxmlformats.org/drawingml/2006/picture">
                   <wp:extent cx="5394960" cy="5645712"/>
-                  <wp:docPr id="3" name="Picture 3"/>
+                  <wp:docPr id="9" name="Picture 9"/>
                   <wp:cNvGraphicFramePr>
                     <a:graphicFrameLocks noChangeAspect="1"/>
                   </wp:cNvGraphicFramePr>
@@ -1310,7 +1697,7 @@
                           <pic:cNvPicPr/>
                         </pic:nvPicPr>
                         <pic:blipFill>
-                          <a:blip r:embed="rId12"/>
+                          <a:blip r:embed="rId18"/>
                           <a:stretch>
                             <a:fillRect/>
                           </a:stretch>
@@ -1331,6 +1718,7 @@
           </w:p>
           <w:p>
             <w:pPr>
+              <w:spacing w:after="80"/>
               <w:jc w:val="center"/>
             </w:pPr>
             <w:r>
@@ -1340,60 +1728,7 @@
                 <w:color w:val="666666"/>
                 <w:sz w:val="17"/>
               </w:rPr>
-              <w:t>图3 全接口测试矩阵（真实请求-响应，含异常与权限场景）</w:t>
-            </w:r>
-          </w:p>
-          <w:p>
-            <w:pPr>
-              <w:jc w:val="center"/>
-            </w:pPr>
-            <w:r>
-              <w:drawing>
-                <wp:inline xmlns:a="http://schemas.openxmlformats.org/drawingml/2006/main" xmlns:pic="http://schemas.openxmlformats.org/drawingml/2006/picture">
-                  <wp:extent cx="5303520" cy="1372826"/>
-                  <wp:docPr id="4" name="Picture 4"/>
-                  <wp:cNvGraphicFramePr>
-                    <a:graphicFrameLocks noChangeAspect="1"/>
-                  </wp:cNvGraphicFramePr>
-                  <a:graphic>
-                    <a:graphicData uri="http://schemas.openxmlformats.org/drawingml/2006/picture">
-                      <pic:pic>
-                        <pic:nvPicPr>
-                          <pic:cNvPr id="0" name="r4_train_log.png"/>
-                          <pic:cNvPicPr/>
-                        </pic:nvPicPr>
-                        <pic:blipFill>
-                          <a:blip r:embed="rId13"/>
-                          <a:stretch>
-                            <a:fillRect/>
-                          </a:stretch>
-                        </pic:blipFill>
-                        <pic:spPr>
-                          <a:xfrm>
-                            <a:off x="0" y="0"/>
-                            <a:ext cx="5303520" cy="1372826"/>
-                          </a:xfrm>
-                          <a:prstGeom prst="rect"/>
-                        </pic:spPr>
-                      </pic:pic>
-                    </a:graphicData>
-                  </a:graphic>
-                </wp:inline>
-              </w:drawing>
-            </w:r>
-          </w:p>
-          <w:p>
-            <w:pPr>
-              <w:jc w:val="center"/>
-            </w:pPr>
-            <w:r>
-              <w:rPr>
-                <w:rFonts w:ascii="宋体" w:hAnsi="宋体" w:eastAsia="宋体"/>
-                <w:b w:val="0"/>
-                <w:color w:val="666666"/>
-                <w:sz w:val="17"/>
-              </w:rPr>
-              <w:t>图4 在线训练任务真实日志尾部</w:t>
+              <w:t>图9 全接口测试矩阵（真实请求-响应，含异常与权限场景）</w:t>
             </w:r>
           </w:p>
         </w:tc>
